--- a/markdown_explains/01_Databricks_Tutorial_2025/EXPLANATION_01_5.docx
+++ b/markdown_explains/01_Databricks_Tutorial_2025/EXPLANATION_01_5.docx
@@ -4,52 +4,6 @@
   <w:body>
     <w:p>
       <w:pPr>
-        <w:rPr>
-          <w:b/>
-          <w:bCs/>
-          <w:sz w:val="52"/>
-          <w:szCs w:val="52"/>
-        </w:rPr>
-      </w:pPr>
-      <w:r>
-        <w:rPr>
-          <w:b/>
-          <w:bCs/>
-          <w:sz w:val="52"/>
-          <w:szCs w:val="52"/>
-        </w:rPr>
-        <w:t>EXPLANATION</w:t>
-      </w:r>
-      <w:r>
-        <w:rPr>
-          <w:b/>
-          <w:bCs/>
-          <w:sz w:val="52"/>
-          <w:szCs w:val="52"/>
-        </w:rPr>
-        <w:t xml:space="preserve"> </w:t>
-      </w:r>
-      <w:r>
-        <w:rPr>
-          <w:b/>
-          <w:bCs/>
-          <w:sz w:val="52"/>
-          <w:szCs w:val="52"/>
-        </w:rPr>
-        <w:t>01.</w:t>
-      </w:r>
-      <w:r>
-        <w:rPr>
-          <w:b/>
-          <w:bCs/>
-          <w:sz w:val="52"/>
-          <w:szCs w:val="52"/>
-        </w:rPr>
-        <w:t>5</w:t>
-      </w:r>
-    </w:p>
-    <w:p>
-      <w:pPr>
         <w:jc w:val="center"/>
         <w:rPr>
           <w:b/>
@@ -296,29 +250,29 @@
         </w:numPr>
       </w:pPr>
       <w:r>
+        <w:t xml:space="preserve">SQL queries </w:t>
+      </w:r>
+    </w:p>
+    <w:p>
+      <w:pPr>
+        <w:numPr>
+          <w:ilvl w:val="0"/>
+          <w:numId w:val="3"/>
+        </w:numPr>
+      </w:pPr>
+      <w:r>
+        <w:t xml:space="preserve">JAR tasks </w:t>
+      </w:r>
+    </w:p>
+    <w:p>
+      <w:pPr>
+        <w:numPr>
+          <w:ilvl w:val="0"/>
+          <w:numId w:val="3"/>
+        </w:numPr>
+      </w:pPr>
+      <w:r>
         <w:lastRenderedPageBreak/>
-        <w:t xml:space="preserve">SQL queries </w:t>
-      </w:r>
-    </w:p>
-    <w:p>
-      <w:pPr>
-        <w:numPr>
-          <w:ilvl w:val="0"/>
-          <w:numId w:val="3"/>
-        </w:numPr>
-      </w:pPr>
-      <w:r>
-        <w:t xml:space="preserve">JAR tasks </w:t>
-      </w:r>
-    </w:p>
-    <w:p>
-      <w:pPr>
-        <w:numPr>
-          <w:ilvl w:val="0"/>
-          <w:numId w:val="3"/>
-        </w:numPr>
-      </w:pPr>
-      <w:r>
         <w:t xml:space="preserve">Delta Live Tables pipelines </w:t>
       </w:r>
     </w:p>
@@ -551,24 +505,32 @@
     </w:p>
     <w:p>
       <w:r>
+        <w:t>Tasks can depend on other tasks.</w:t>
+      </w:r>
+    </w:p>
+    <w:p>
+      <w:r>
+        <w:t>Example:</w:t>
+      </w:r>
+    </w:p>
+    <w:p>
+      <w:pPr>
+        <w:numPr>
+          <w:ilvl w:val="0"/>
+          <w:numId w:val="7"/>
+        </w:numPr>
+      </w:pPr>
+      <w:r>
         <w:lastRenderedPageBreak/>
-        <w:t>Tasks can depend on other tasks.</w:t>
-      </w:r>
-    </w:p>
-    <w:p>
-      <w:r>
-        <w:t>Example:</w:t>
-      </w:r>
-    </w:p>
-    <w:p>
-      <w:pPr>
-        <w:numPr>
-          <w:ilvl w:val="0"/>
-          <w:numId w:val="7"/>
-        </w:numPr>
-      </w:pPr>
-      <w:r>
-        <w:t xml:space="preserve">Silver table runs only after Bronze table completes </w:t>
+        <w:t xml:space="preserve">Silver table runs only after </w:t>
+      </w:r>
+      <w:proofErr w:type="gramStart"/>
+      <w:r>
+        <w:t>Bronze</w:t>
+      </w:r>
+      <w:proofErr w:type="gramEnd"/>
+      <w:r>
+        <w:t xml:space="preserve"> table completes </w:t>
       </w:r>
     </w:p>
     <w:p>
@@ -870,7 +832,6 @@
           </w:tcPr>
           <w:p>
             <w:r>
-              <w:lastRenderedPageBreak/>
               <w:t>Task 2</w:t>
             </w:r>
           </w:p>
@@ -929,6 +890,7 @@
           </w:tcPr>
           <w:p>
             <w:r>
+              <w:lastRenderedPageBreak/>
               <w:t>Task 4</w:t>
             </w:r>
           </w:p>
@@ -1360,7 +1322,6 @@
                 <w:b/>
                 <w:bCs/>
               </w:rPr>
-              <w:lastRenderedPageBreak/>
               <w:t>Interactive Cluster</w:t>
             </w:r>
           </w:p>
@@ -1429,6 +1390,7 @@
           </w:tcPr>
           <w:p>
             <w:r>
+              <w:lastRenderedPageBreak/>
               <w:t>Used for development</w:t>
             </w:r>
           </w:p>
@@ -1868,22 +1830,22 @@
         </w:numPr>
       </w:pPr>
       <w:r>
+        <w:t xml:space="preserve">Feature engineering </w:t>
+      </w:r>
+    </w:p>
+    <w:p>
+      <w:pPr>
+        <w:rPr>
+          <w:b/>
+          <w:bCs/>
+        </w:rPr>
+      </w:pPr>
+      <w:r>
+        <w:rPr>
+          <w:b/>
+          <w:bCs/>
+        </w:rPr>
         <w:lastRenderedPageBreak/>
-        <w:t xml:space="preserve">Feature engineering </w:t>
-      </w:r>
-    </w:p>
-    <w:p>
-      <w:pPr>
-        <w:rPr>
-          <w:b/>
-          <w:bCs/>
-        </w:rPr>
-      </w:pPr>
-      <w:r>
-        <w:rPr>
-          <w:b/>
-          <w:bCs/>
-        </w:rPr>
         <w:t>Analytics</w:t>
       </w:r>
     </w:p>
@@ -1965,8 +1927,13 @@
           <w:numId w:val="14"/>
         </w:numPr>
       </w:pPr>
-      <w:r>
-        <w:t xml:space="preserve">MLflow </w:t>
+      <w:proofErr w:type="spellStart"/>
+      <w:r>
+        <w:t>MLflow</w:t>
+      </w:r>
+      <w:proofErr w:type="spellEnd"/>
+      <w:r>
+        <w:t xml:space="preserve"> </w:t>
       </w:r>
     </w:p>
     <w:p>
@@ -2144,6 +2111,7 @@
           <w:sz w:val="52"/>
           <w:szCs w:val="52"/>
         </w:rPr>
+        <w:lastRenderedPageBreak/>
         <w:t>References Material</w:t>
       </w:r>
     </w:p>
@@ -2159,7 +2127,15 @@
         <w:t>Jobs &amp; Workflows in Databricks</w:t>
       </w:r>
       <w:r>
-        <w:t xml:space="preserve"> — from beginner-friendly tutorials to advanced orchestration and Lakeflow Jobs.</w:t>
+        <w:t xml:space="preserve"> — from beginner-friendly tutorials to advanced orchestration and </w:t>
+      </w:r>
+      <w:proofErr w:type="spellStart"/>
+      <w:r>
+        <w:t>Lakeflow</w:t>
+      </w:r>
+      <w:proofErr w:type="spellEnd"/>
+      <w:r>
+        <w:t xml:space="preserve"> Jobs.</w:t>
       </w:r>
     </w:p>
     <w:p>
@@ -2403,18 +2379,26 @@
         </w:numPr>
       </w:pPr>
       <w:r>
+        <w:t xml:space="preserve">For Each </w:t>
+      </w:r>
+      <w:proofErr w:type="gramStart"/>
+      <w:r>
+        <w:t>loops</w:t>
+      </w:r>
+      <w:proofErr w:type="gramEnd"/>
+      <w:r>
+        <w:t xml:space="preserve"> </w:t>
+      </w:r>
+    </w:p>
+    <w:p>
+      <w:pPr>
+        <w:numPr>
+          <w:ilvl w:val="0"/>
+          <w:numId w:val="18"/>
+        </w:numPr>
+      </w:pPr>
+      <w:r>
         <w:lastRenderedPageBreak/>
-        <w:t xml:space="preserve">For Each loops </w:t>
-      </w:r>
-    </w:p>
-    <w:p>
-      <w:pPr>
-        <w:numPr>
-          <w:ilvl w:val="0"/>
-          <w:numId w:val="18"/>
-        </w:numPr>
-      </w:pPr>
-      <w:r>
         <w:t xml:space="preserve">Re-running failed jobs </w:t>
       </w:r>
     </w:p>
@@ -2685,7 +2669,6 @@
         <w:rPr>
           <w:rFonts w:ascii="Segoe UI Emoji" w:hAnsi="Segoe UI Emoji" w:cs="Segoe UI Emoji"/>
         </w:rPr>
-        <w:lastRenderedPageBreak/>
         <w:t>▶️</w:t>
       </w:r>
       <w:r>
@@ -2702,6 +2685,7 @@
     </w:p>
     <w:p>
       <w:r>
+        <w:lastRenderedPageBreak/>
         <w:pict w14:anchorId="32F0F92D">
           <v:rect id="_x0000_i1045" style="width:0;height:1.5pt" o:hralign="center" o:hrstd="t" o:hr="t" fillcolor="#a0a0a0" stroked="f"/>
         </w:pict>
@@ -2719,7 +2703,23 @@
           <w:b/>
           <w:bCs/>
         </w:rPr>
-        <w:t>Best Modern Lakeflow Jobs Tutorial</w:t>
+        <w:t xml:space="preserve">Best Modern </w:t>
+      </w:r>
+      <w:proofErr w:type="spellStart"/>
+      <w:r>
+        <w:rPr>
+          <w:b/>
+          <w:bCs/>
+        </w:rPr>
+        <w:t>Lakeflow</w:t>
+      </w:r>
+      <w:proofErr w:type="spellEnd"/>
+      <w:r>
+        <w:rPr>
+          <w:b/>
+          <w:bCs/>
+        </w:rPr>
+        <w:t xml:space="preserve"> Jobs Tutorial</w:t>
       </w:r>
     </w:p>
     <w:p>
@@ -2736,7 +2736,27 @@
           <w:i/>
           <w:iCs/>
         </w:rPr>
-        <w:t>Databricks Lakeflow Jobs Tutorial | Exploring the Jobs UI</w:t>
+        <w:t xml:space="preserve">Databricks </w:t>
+      </w:r>
+      <w:proofErr w:type="spellStart"/>
+      <w:r>
+        <w:rPr>
+          <w:b/>
+          <w:bCs/>
+          <w:i/>
+          <w:iCs/>
+        </w:rPr>
+        <w:t>Lakeflow</w:t>
+      </w:r>
+      <w:proofErr w:type="spellEnd"/>
+      <w:r>
+        <w:rPr>
+          <w:b/>
+          <w:bCs/>
+          <w:i/>
+          <w:iCs/>
+        </w:rPr>
+        <w:t xml:space="preserve"> Jobs Tutorial | Exploring the Jobs UI</w:t>
       </w:r>
     </w:p>
     <w:p>
@@ -2751,8 +2771,13 @@
           <w:numId w:val="21"/>
         </w:numPr>
       </w:pPr>
-      <w:r>
-        <w:t xml:space="preserve">Lakeflow Jobs interface </w:t>
+      <w:proofErr w:type="spellStart"/>
+      <w:r>
+        <w:t>Lakeflow</w:t>
+      </w:r>
+      <w:proofErr w:type="spellEnd"/>
+      <w:r>
+        <w:t xml:space="preserve"> Jobs interface </w:t>
       </w:r>
     </w:p>
     <w:p>
@@ -2801,7 +2826,15 @@
     </w:p>
     <w:p>
       <w:r>
-        <w:t xml:space="preserve">Useful because Databricks is evolving Workflows into Lakeflow Jobs. </w:t>
+        <w:t xml:space="preserve">Useful because Databricks is evolving Workflows into </w:t>
+      </w:r>
+      <w:proofErr w:type="spellStart"/>
+      <w:r>
+        <w:t>Lakeflow</w:t>
+      </w:r>
+      <w:proofErr w:type="spellEnd"/>
+      <w:r>
+        <w:t xml:space="preserve"> Jobs. </w:t>
       </w:r>
     </w:p>
     <w:p>
@@ -2859,7 +2892,27 @@
           <w:i/>
           <w:iCs/>
         </w:rPr>
-        <w:t>Databricks Lakeflow Jobs Full Course [2025]</w:t>
+        <w:t xml:space="preserve">Databricks </w:t>
+      </w:r>
+      <w:proofErr w:type="spellStart"/>
+      <w:r>
+        <w:rPr>
+          <w:b/>
+          <w:bCs/>
+          <w:i/>
+          <w:iCs/>
+        </w:rPr>
+        <w:t>Lakeflow</w:t>
+      </w:r>
+      <w:proofErr w:type="spellEnd"/>
+      <w:r>
+        <w:rPr>
+          <w:b/>
+          <w:bCs/>
+          <w:i/>
+          <w:iCs/>
+        </w:rPr>
+        <w:t xml:space="preserve"> Jobs Full Course [2025]</w:t>
       </w:r>
     </w:p>
     <w:p>
@@ -2987,18 +3040,18 @@
     </w:p>
     <w:p>
       <w:r>
+        <w:t>Quick overview of:</w:t>
+      </w:r>
+    </w:p>
+    <w:p>
+      <w:pPr>
+        <w:numPr>
+          <w:ilvl w:val="0"/>
+          <w:numId w:val="23"/>
+        </w:numPr>
+      </w:pPr>
+      <w:r>
         <w:lastRenderedPageBreak/>
-        <w:t>Quick overview of:</w:t>
-      </w:r>
-    </w:p>
-    <w:p>
-      <w:pPr>
-        <w:numPr>
-          <w:ilvl w:val="0"/>
-          <w:numId w:val="23"/>
-        </w:numPr>
-      </w:pPr>
-      <w:r>
         <w:t xml:space="preserve">Scheduling </w:t>
       </w:r>
     </w:p>
